--- a/testakten/familienrecht-unterhalt-zugewinn-bad-nauheim/99_nachtrag_depot_bonus_kindesmehrbedarf.docx
+++ b/testakten/familienrecht-unterhalt-zugewinn-bad-nauheim/99_nachtrag_depot_bonus_kindesmehrbedarf.docx
@@ -4,46 +4,783 @@
   <w:body>
     <w:p>
       <w:pPr>
-        <w:pStyle w:val="Heading1"/>
+        <w:spacing w:after="180"/>
       </w:pPr>
       <w:r>
-        <w:t>Nachtrag Depot, Bonus und Kindesmehrbedarf</w:t>
+        <w:rPr>
+          <w:rFonts w:ascii="Arial" w:hAnsi="Arial" w:eastAsia="Arial"/>
+          <w:b/>
+          <w:color w:val="5C6569"/>
+          <w:sz w:val="16"/>
+        </w:rPr>
+        <w:t>POSTEINGANGS- UND PRÜFVERMERK</w:t>
+      </w:r>
+    </w:p>
+    <w:tbl>
+      <w:tblPr>
+        <w:tblW w:type="auto" w:w="0"/>
+        <w:jc w:val="right"/>
+        <w:tblLayout w:type="fixed"/>
+        <w:tblLook w:firstColumn="1" w:firstRow="1" w:lastColumn="0" w:lastRow="0" w:noHBand="0" w:noVBand="1" w:val="04A0"/>
+      </w:tblPr>
+      <w:tblGrid>
+        <w:gridCol w:w="4720"/>
+        <w:gridCol w:w="4720"/>
+      </w:tblGrid>
+      <w:tr>
+        <w:tc>
+          <w:tcPr>
+            <w:tcW w:type="dxa" w:w="1757"/>
+          </w:tcPr>
+          <w:p>
+            <w:r>
+              <w:rPr>
+                <w:rFonts w:ascii="Arial" w:hAnsi="Arial" w:eastAsia="Arial"/>
+                <w:b/>
+                <w:color w:val="5C6569"/>
+                <w:sz w:val="16"/>
+              </w:rPr>
+              <w:t>Datum</w:t>
+            </w:r>
+          </w:p>
+        </w:tc>
+        <w:tc>
+          <w:tcPr>
+            <w:tcW w:type="dxa" w:w="2948"/>
+          </w:tcPr>
+          <w:p>
+            <w:r>
+              <w:rPr>
+                <w:rFonts w:ascii="Arial" w:hAnsi="Arial" w:eastAsia="Arial"/>
+                <w:b w:val="0"/>
+                <w:sz w:val="16"/>
+              </w:rPr>
+              <w:t>28. Juni 2026</w:t>
+            </w:r>
+          </w:p>
+        </w:tc>
+      </w:tr>
+      <w:tr>
+        <w:tc>
+          <w:tcPr>
+            <w:tcW w:type="dxa" w:w="1757"/>
+          </w:tcPr>
+          <w:p>
+            <w:r>
+              <w:rPr>
+                <w:rFonts w:ascii="Arial" w:hAnsi="Arial" w:eastAsia="Arial"/>
+                <w:b/>
+                <w:color w:val="5C6569"/>
+                <w:sz w:val="16"/>
+              </w:rPr>
+              <w:t>Aktenzeichen</w:t>
+            </w:r>
+          </w:p>
+        </w:tc>
+        <w:tc>
+          <w:tcPr>
+            <w:tcW w:type="dxa" w:w="2948"/>
+          </w:tcPr>
+          <w:p>
+            <w:r>
+              <w:rPr>
+                <w:rFonts w:ascii="Arial" w:hAnsi="Arial" w:eastAsia="Arial"/>
+                <w:b w:val="0"/>
+                <w:sz w:val="16"/>
+              </w:rPr>
+              <w:t>87/26 F / kf</w:t>
+            </w:r>
+          </w:p>
+        </w:tc>
+      </w:tr>
+      <w:tr>
+        <w:tc>
+          <w:tcPr>
+            <w:tcW w:type="dxa" w:w="1757"/>
+          </w:tcPr>
+          <w:p>
+            <w:r>
+              <w:rPr>
+                <w:rFonts w:ascii="Arial" w:hAnsi="Arial" w:eastAsia="Arial"/>
+                <w:b/>
+                <w:color w:val="5C6569"/>
+                <w:sz w:val="16"/>
+              </w:rPr>
+              <w:t>Bearbeitung</w:t>
+            </w:r>
+          </w:p>
+        </w:tc>
+        <w:tc>
+          <w:tcPr>
+            <w:tcW w:type="dxa" w:w="2948"/>
+          </w:tcPr>
+          <w:p>
+            <w:r>
+              <w:rPr>
+                <w:rFonts w:ascii="Arial" w:hAnsi="Arial" w:eastAsia="Arial"/>
+                <w:b w:val="0"/>
+                <w:sz w:val="16"/>
+              </w:rPr>
+              <w:t>Katharina Feldmann</w:t>
+            </w:r>
+          </w:p>
+        </w:tc>
+      </w:tr>
+    </w:tbl>
+    <w:p/>
+    <w:p>
+      <w:pPr>
+        <w:pStyle w:val="Title"/>
+      </w:pPr>
+      <w:r>
+        <w:rPr>
+          <w:rFonts w:ascii="Arial" w:hAnsi="Arial" w:eastAsia="Arial"/>
+          <w:b/>
+          <w:color w:val="173941"/>
+          <w:sz w:val="34"/>
+        </w:rPr>
+        <w:t>Nachgereichte Belege zu Depot, Bonus und Kindesmehrbedarf</w:t>
       </w:r>
     </w:p>
     <w:p>
       <w:pPr>
-        <w:pStyle w:val="Heading2"/>
+        <w:pStyle w:val="Heading1"/>
       </w:pPr>
       <w:r>
-        <w:t>1. Neue Unterlagen</w:t>
-      </w:r>
-    </w:p>
-    <w:p>
-      <w:r>
-        <w:t>Am 28.06.2026 reicht die Mandantin einen Depotjahresauszug, eine Bonusabrechnung und eine Rechnung für Lerntherapie ein. Der Bonus ist im März gezahlt, aber teilweise für Steuerrückstellungen verwendet worden.</w:t>
+        <w:t>1. Eingang</w:t>
       </w:r>
     </w:p>
     <w:p>
       <w:pPr>
-        <w:pStyle w:val="Heading2"/>
+        <w:jc w:val="both"/>
       </w:pPr>
       <w:r>
-        <w:t>2. Bedeutung</w:t>
+        <w:rPr>
+          <w:rFonts w:ascii="Arial" w:hAnsi="Arial" w:eastAsia="Arial"/>
+          <w:b w:val="0"/>
+          <w:sz w:val="21"/>
+        </w:rPr>
+        <w:t>Dr. Elena Neumann übergab am 28. Juni 2026 um 09:42 Uhr am Empfang einen verschlossenen Umschlag und einen USB-Stick. Rechtsanwaltsfachangestellte Hannah Klose nahm die Unterlagen entgegen, erstellte einen Virenscan und gab den Stick um 10:18 Uhr zurück. Im Umschlag befanden sich der TradePort-Depotauszug 2025, eine Kopie der Bonusmitteilung von HydroMotion Systems und die Rechnung des Lernzentrums Wetterau.</w:t>
       </w:r>
     </w:p>
     <w:p>
+      <w:pPr>
+        <w:pStyle w:val="Heading1"/>
+      </w:pPr>
       <w:r>
-        <w:t>Der Nachtrag ändert nicht automatisch das Ergebnis; er zwingt zur Trennung von Einkommen, Vermögensbildung, Mehrbedarf und freiwilligen Leistungen.</w:t>
+        <w:t>2. Depotauszug</w:t>
+      </w:r>
+    </w:p>
+    <w:p>
+      <w:pPr>
+        <w:jc w:val="both"/>
+      </w:pPr>
+      <w:r>
+        <w:rPr>
+          <w:rFonts w:ascii="Arial" w:hAnsi="Arial" w:eastAsia="Arial"/>
+          <w:b w:val="0"/>
+          <w:sz w:val="21"/>
+        </w:rPr>
+        <w:t>Der Auszug weist für das auf Martin Neumann lautende Depot zum 31. Dezember 2025 einen Kurswert von 126840,22 EUR aus. Enthalten sind 412 Anteile Global Equity ETF, 96 Aktien HydroMotion Holding und ein Geldmarktfonds. Der Verkauf vom 6. Juni 2026 ist im Jahresauszug naturgemäß nicht enthalten. Erforderlich bleiben Umsatzliste Januar bis Juni 2026, Abrechnung des Verkaufs und Beleg des Zielkontos.</w:t>
+      </w:r>
+    </w:p>
+    <w:p>
+      <w:pPr>
+        <w:pStyle w:val="Heading1"/>
+      </w:pPr>
+      <w:r>
+        <w:t>3. Bonusmitteilung</w:t>
+      </w:r>
+    </w:p>
+    <w:p>
+      <w:pPr>
+        <w:jc w:val="both"/>
+      </w:pPr>
+      <w:r>
+        <w:rPr>
+          <w:rFonts w:ascii="Arial" w:hAnsi="Arial" w:eastAsia="Arial"/>
+          <w:b w:val="0"/>
+          <w:sz w:val="21"/>
+        </w:rPr>
+        <w:t>HydroMotion Systems teilte am 18. Februar 2026 für das Geschäftsjahr 2025 einen Bruttobonus von 18600,00 EUR mit. Auszahlungsmonat war März 2026. Die vorliegende Märzabrechnung der Gegenseite fehlt weiterhin. Ob und in welchem Umfang Steuerabzug, Zielkorrekturen oder Rückzahlungsvorbehalte bestehen, ist anhand der Abrechnung und Bonusordnung zu prüfen.</w:t>
+      </w:r>
+    </w:p>
+    <w:p>
+      <w:pPr>
+        <w:pStyle w:val="Heading1"/>
+      </w:pPr>
+      <w:r>
+        <w:t>4. Lerntherapie Paula</w:t>
+      </w:r>
+    </w:p>
+    <w:p>
+      <w:pPr>
+        <w:jc w:val="both"/>
+      </w:pPr>
+      <w:r>
+        <w:rPr>
+          <w:rFonts w:ascii="Arial" w:hAnsi="Arial" w:eastAsia="Arial"/>
+          <w:b w:val="0"/>
+          <w:sz w:val="21"/>
+        </w:rPr>
+        <w:t>Das Lernzentrum Wetterau berechnet ab 1. Juli 2026 zwölf Einheiten Mathematikförderung zu je 58,00 EUR sowie einmalig 84,00 EUR Diagnostik. Die Rechnung ist an Elena Neumann gerichtet. Beigefügt ist eine E-Mail der Mathematiklehrerin vom 23. Juni, die eine zeitlich begrenzte Förderung empfiehlt. Noch offen sind Zustimmung des Vaters, mögliche Erstattung und tatsächliche Teilnahme.</w:t>
+      </w:r>
+    </w:p>
+    <w:p>
+      <w:pPr>
+        <w:pStyle w:val="Heading1"/>
+      </w:pPr>
+      <w:r>
+        <w:t>5. Zuordnung für die weitere Bearbeitung</w:t>
+      </w:r>
+    </w:p>
+    <w:tbl>
+      <w:tblPr>
+        <w:tblStyle w:val="TableGrid"/>
+        <w:tblW w:type="auto" w:w="0"/>
+        <w:jc w:val="center"/>
+        <w:tblLayout w:type="fixed"/>
+        <w:tblLook w:firstColumn="1" w:firstRow="1" w:lastColumn="0" w:lastRow="0" w:noHBand="0" w:noVBand="1" w:val="04A0"/>
+      </w:tblPr>
+      <w:tblGrid>
+        <w:gridCol w:w="2360"/>
+        <w:gridCol w:w="2360"/>
+        <w:gridCol w:w="2360"/>
+        <w:gridCol w:w="2360"/>
+      </w:tblGrid>
+      <w:tr>
+        <w:trPr>
+          <w:tblHeader w:val="true"/>
+        </w:trPr>
+        <w:tc>
+          <w:tcPr>
+            <w:tcW w:type="dxa" w:w="2494"/>
+            <w:shd w:fill="E7EFF1"/>
+            <w:vAlign w:val="center"/>
+          </w:tcPr>
+          <w:p>
+            <w:r>
+              <w:rPr>
+                <w:rFonts w:ascii="Arial" w:hAnsi="Arial" w:eastAsia="Arial"/>
+                <w:b/>
+                <w:color w:val="173941"/>
+                <w:sz w:val="17"/>
+              </w:rPr>
+              <w:t>Unterlage</w:t>
+            </w:r>
+          </w:p>
+        </w:tc>
+        <w:tc>
+          <w:tcPr>
+            <w:tcW w:type="dxa" w:w="2268"/>
+            <w:shd w:fill="E7EFF1"/>
+            <w:vAlign w:val="center"/>
+          </w:tcPr>
+          <w:p>
+            <w:r>
+              <w:rPr>
+                <w:rFonts w:ascii="Arial" w:hAnsi="Arial" w:eastAsia="Arial"/>
+                <w:b/>
+                <w:color w:val="173941"/>
+                <w:sz w:val="17"/>
+              </w:rPr>
+              <w:t>Rechenstrang</w:t>
+            </w:r>
+          </w:p>
+        </w:tc>
+        <w:tc>
+          <w:tcPr>
+            <w:tcW w:type="dxa" w:w="2608"/>
+            <w:shd w:fill="E7EFF1"/>
+            <w:vAlign w:val="center"/>
+          </w:tcPr>
+          <w:p>
+            <w:r>
+              <w:rPr>
+                <w:rFonts w:ascii="Arial" w:hAnsi="Arial" w:eastAsia="Arial"/>
+                <w:b/>
+                <w:color w:val="173941"/>
+                <w:sz w:val="17"/>
+              </w:rPr>
+              <w:t>Gesicherter Wert</w:t>
+            </w:r>
+          </w:p>
+        </w:tc>
+        <w:tc>
+          <w:tcPr>
+            <w:tcW w:type="dxa" w:w="2835"/>
+            <w:shd w:fill="E7EFF1"/>
+            <w:vAlign w:val="center"/>
+          </w:tcPr>
+          <w:p>
+            <w:r>
+              <w:rPr>
+                <w:rFonts w:ascii="Arial" w:hAnsi="Arial" w:eastAsia="Arial"/>
+                <w:b/>
+                <w:color w:val="173941"/>
+                <w:sz w:val="17"/>
+              </w:rPr>
+              <w:t>Offener Beleg</w:t>
+            </w:r>
+          </w:p>
+        </w:tc>
+      </w:tr>
+      <w:tr>
+        <w:tc>
+          <w:tcPr>
+            <w:tcW w:type="dxa" w:w="2494"/>
+            <w:vAlign w:val="top"/>
+          </w:tcPr>
+          <w:p>
+            <w:r>
+              <w:rPr>
+                <w:rFonts w:ascii="Arial" w:hAnsi="Arial" w:eastAsia="Arial"/>
+                <w:b w:val="0"/>
+                <w:sz w:val="16"/>
+              </w:rPr>
+              <w:t>Depotauszug</w:t>
+            </w:r>
+          </w:p>
+        </w:tc>
+        <w:tc>
+          <w:tcPr>
+            <w:tcW w:type="dxa" w:w="2268"/>
+            <w:vAlign w:val="top"/>
+          </w:tcPr>
+          <w:p>
+            <w:r>
+              <w:rPr>
+                <w:rFonts w:ascii="Arial" w:hAnsi="Arial" w:eastAsia="Arial"/>
+                <w:b w:val="0"/>
+                <w:sz w:val="16"/>
+              </w:rPr>
+              <w:t>Vermögen</w:t>
+            </w:r>
+          </w:p>
+        </w:tc>
+        <w:tc>
+          <w:tcPr>
+            <w:tcW w:type="dxa" w:w="2608"/>
+            <w:vAlign w:val="top"/>
+          </w:tcPr>
+          <w:p>
+            <w:r>
+              <w:rPr>
+                <w:rFonts w:ascii="Arial" w:hAnsi="Arial" w:eastAsia="Arial"/>
+                <w:b w:val="0"/>
+                <w:sz w:val="16"/>
+              </w:rPr>
+              <w:t>126840,22 EUR am 31.12.2025</w:t>
+            </w:r>
+          </w:p>
+        </w:tc>
+        <w:tc>
+          <w:tcPr>
+            <w:tcW w:type="dxa" w:w="2835"/>
+            <w:vAlign w:val="top"/>
+          </w:tcPr>
+          <w:p>
+            <w:r>
+              <w:rPr>
+                <w:rFonts w:ascii="Arial" w:hAnsi="Arial" w:eastAsia="Arial"/>
+                <w:b w:val="0"/>
+                <w:sz w:val="16"/>
+              </w:rPr>
+              <w:t>Umsatz und Zielkonto 06.06.2026</w:t>
+            </w:r>
+          </w:p>
+        </w:tc>
+      </w:tr>
+      <w:tr>
+        <w:tc>
+          <w:tcPr>
+            <w:tcW w:type="dxa" w:w="2494"/>
+            <w:vAlign w:val="top"/>
+          </w:tcPr>
+          <w:p>
+            <w:r>
+              <w:rPr>
+                <w:rFonts w:ascii="Arial" w:hAnsi="Arial" w:eastAsia="Arial"/>
+                <w:b w:val="0"/>
+                <w:sz w:val="16"/>
+              </w:rPr>
+              <w:t>Bonusmitteilung</w:t>
+            </w:r>
+          </w:p>
+        </w:tc>
+        <w:tc>
+          <w:tcPr>
+            <w:tcW w:type="dxa" w:w="2268"/>
+            <w:vAlign w:val="top"/>
+          </w:tcPr>
+          <w:p>
+            <w:r>
+              <w:rPr>
+                <w:rFonts w:ascii="Arial" w:hAnsi="Arial" w:eastAsia="Arial"/>
+                <w:b w:val="0"/>
+                <w:sz w:val="16"/>
+              </w:rPr>
+              <w:t>Einkommen</w:t>
+            </w:r>
+          </w:p>
+        </w:tc>
+        <w:tc>
+          <w:tcPr>
+            <w:tcW w:type="dxa" w:w="2608"/>
+            <w:vAlign w:val="top"/>
+          </w:tcPr>
+          <w:p>
+            <w:r>
+              <w:rPr>
+                <w:rFonts w:ascii="Arial" w:hAnsi="Arial" w:eastAsia="Arial"/>
+                <w:b w:val="0"/>
+                <w:sz w:val="16"/>
+              </w:rPr>
+              <w:t>18600,00 EUR brutto</w:t>
+            </w:r>
+          </w:p>
+        </w:tc>
+        <w:tc>
+          <w:tcPr>
+            <w:tcW w:type="dxa" w:w="2835"/>
+            <w:vAlign w:val="top"/>
+          </w:tcPr>
+          <w:p>
+            <w:r>
+              <w:rPr>
+                <w:rFonts w:ascii="Arial" w:hAnsi="Arial" w:eastAsia="Arial"/>
+                <w:b w:val="0"/>
+                <w:sz w:val="16"/>
+              </w:rPr>
+              <w:t>Märzabrechnung und Bonusordnung</w:t>
+            </w:r>
+          </w:p>
+        </w:tc>
+      </w:tr>
+      <w:tr>
+        <w:tc>
+          <w:tcPr>
+            <w:tcW w:type="dxa" w:w="2494"/>
+            <w:vAlign w:val="top"/>
+          </w:tcPr>
+          <w:p>
+            <w:r>
+              <w:rPr>
+                <w:rFonts w:ascii="Arial" w:hAnsi="Arial" w:eastAsia="Arial"/>
+                <w:b w:val="0"/>
+                <w:sz w:val="16"/>
+              </w:rPr>
+              <w:t>Lerntherapierechnung</w:t>
+            </w:r>
+          </w:p>
+        </w:tc>
+        <w:tc>
+          <w:tcPr>
+            <w:tcW w:type="dxa" w:w="2268"/>
+            <w:vAlign w:val="top"/>
+          </w:tcPr>
+          <w:p>
+            <w:r>
+              <w:rPr>
+                <w:rFonts w:ascii="Arial" w:hAnsi="Arial" w:eastAsia="Arial"/>
+                <w:b w:val="0"/>
+                <w:sz w:val="16"/>
+              </w:rPr>
+              <w:t>Kinderbedarf</w:t>
+            </w:r>
+          </w:p>
+        </w:tc>
+        <w:tc>
+          <w:tcPr>
+            <w:tcW w:type="dxa" w:w="2608"/>
+            <w:vAlign w:val="top"/>
+          </w:tcPr>
+          <w:p>
+            <w:r>
+              <w:rPr>
+                <w:rFonts w:ascii="Arial" w:hAnsi="Arial" w:eastAsia="Arial"/>
+                <w:b w:val="0"/>
+                <w:sz w:val="16"/>
+              </w:rPr>
+              <w:t>780,00 EUR geplant</w:t>
+            </w:r>
+          </w:p>
+        </w:tc>
+        <w:tc>
+          <w:tcPr>
+            <w:tcW w:type="dxa" w:w="2835"/>
+            <w:vAlign w:val="top"/>
+          </w:tcPr>
+          <w:p>
+            <w:r>
+              <w:rPr>
+                <w:rFonts w:ascii="Arial" w:hAnsi="Arial" w:eastAsia="Arial"/>
+                <w:b w:val="0"/>
+                <w:sz w:val="16"/>
+              </w:rPr>
+              <w:t>Teilnahme und Kostenbeteiligung</w:t>
+            </w:r>
+          </w:p>
+        </w:tc>
+      </w:tr>
+      <w:tr>
+        <w:tc>
+          <w:tcPr>
+            <w:tcW w:type="dxa" w:w="2494"/>
+            <w:vAlign w:val="top"/>
+          </w:tcPr>
+          <w:p>
+            <w:r>
+              <w:rPr>
+                <w:rFonts w:ascii="Arial" w:hAnsi="Arial" w:eastAsia="Arial"/>
+                <w:b w:val="0"/>
+                <w:sz w:val="16"/>
+              </w:rPr>
+              <w:t>Steuerrücklage</w:t>
+            </w:r>
+          </w:p>
+        </w:tc>
+        <w:tc>
+          <w:tcPr>
+            <w:tcW w:type="dxa" w:w="2268"/>
+            <w:vAlign w:val="top"/>
+          </w:tcPr>
+          <w:p>
+            <w:r>
+              <w:rPr>
+                <w:rFonts w:ascii="Arial" w:hAnsi="Arial" w:eastAsia="Arial"/>
+                <w:b w:val="0"/>
+                <w:sz w:val="16"/>
+              </w:rPr>
+              <w:t>Einkommensbereinigung</w:t>
+            </w:r>
+          </w:p>
+        </w:tc>
+        <w:tc>
+          <w:tcPr>
+            <w:tcW w:type="dxa" w:w="2608"/>
+            <w:vAlign w:val="top"/>
+          </w:tcPr>
+          <w:p>
+            <w:r>
+              <w:rPr>
+                <w:rFonts w:ascii="Arial" w:hAnsi="Arial" w:eastAsia="Arial"/>
+                <w:b w:val="0"/>
+                <w:sz w:val="16"/>
+              </w:rPr>
+              <w:t>nur Behauptung</w:t>
+            </w:r>
+          </w:p>
+        </w:tc>
+        <w:tc>
+          <w:tcPr>
+            <w:tcW w:type="dxa" w:w="2835"/>
+            <w:vAlign w:val="top"/>
+          </w:tcPr>
+          <w:p>
+            <w:r>
+              <w:rPr>
+                <w:rFonts w:ascii="Arial" w:hAnsi="Arial" w:eastAsia="Arial"/>
+                <w:b w:val="0"/>
+                <w:sz w:val="16"/>
+              </w:rPr>
+              <w:t>Steuerkonto und Zahlung</w:t>
+            </w:r>
+          </w:p>
+        </w:tc>
+      </w:tr>
+    </w:tbl>
+    <w:p/>
+    <w:p>
+      <w:pPr>
+        <w:pStyle w:val="Heading1"/>
+      </w:pPr>
+      <w:r>
+        <w:t>6. Nächste Schritte</w:t>
+      </w:r>
+    </w:p>
+    <w:p>
+      <w:pPr>
+        <w:jc w:val="both"/>
+      </w:pPr>
+      <w:r>
+        <w:rPr>
+          <w:rFonts w:ascii="Arial" w:hAnsi="Arial" w:eastAsia="Arial"/>
+          <w:b w:val="0"/>
+          <w:sz w:val="21"/>
+        </w:rPr>
+        <w:t>Die Gegenseite erhält bis 2. Juli eine präzise Ergänzungsanforderung. Der Depotverkauf wird weder als Verbrauch noch als Vermögensverschiebung eingeordnet, solange Zielkonto und Mittelverwendung fehlen. Die Unterhaltsberechnung wird mit und ohne Bonus als Arbeitsvariante vorbereitet. Wiedervorlage am 6. Juli.</w:t>
+      </w:r>
+    </w:p>
+    <w:p>
+      <w:pPr>
+        <w:spacing w:before="280"/>
+      </w:pPr>
+      <w:r>
+        <w:rPr>
+          <w:rFonts w:ascii="Arial" w:hAnsi="Arial" w:eastAsia="Arial"/>
+          <w:b/>
+          <w:sz w:val="21"/>
+        </w:rPr>
+        <w:t>Katharina Feldmann</w:t>
+      </w:r>
+    </w:p>
+    <w:p>
+      <w:pPr>
+        <w:spacing w:after="0"/>
+      </w:pPr>
+      <w:r>
+        <w:rPr>
+          <w:rFonts w:ascii="Arial" w:hAnsi="Arial" w:eastAsia="Arial"/>
+          <w:b w:val="0"/>
+          <w:color w:val="5C6569"/>
+          <w:sz w:val="18"/>
+        </w:rPr>
+        <w:t>Rechtsanwältin · Fachanwältin für Familienrecht</w:t>
       </w:r>
     </w:p>
     <w:sectPr>
-      <w:pgSz w:w="12240" w:h="15840"/>
-      <w:pgMar w:top="1440" w:right="1800" w:bottom="1440" w:left="1800" w:header="720" w:footer="720" w:gutter="0"/>
+      <w:headerReference w:type="default" r:id="rId9"/>
+      <w:footerReference w:type="default" r:id="rId10"/>
+      <w:pgSz w:w="11906" w:h="16838"/>
+      <w:pgMar w:top="1247" w:right="1134" w:bottom="1134" w:left="1332" w:header="454" w:footer="454" w:gutter="0"/>
       <w:cols w:space="720"/>
       <w:docGrid w:linePitch="360"/>
     </w:sectPr>
   </w:body>
 </w:document>
+</file>
+
+<file path=word/footer1.xml><?xml version="1.0" encoding="utf-8"?>
+<w:ftr xmlns:m="http://schemas.openxmlformats.org/officeDocument/2006/math" xmlns:mc="http://schemas.openxmlformats.org/markup-compatibility/2006" xmlns:mo="http://schemas.microsoft.com/office/mac/office/2008/main" xmlns:mv="urn:schemas-microsoft-com:mac:vml" xmlns:o="urn:schemas-microsoft-com:office:office" xmlns:r="http://schemas.openxmlformats.org/officeDocument/2006/relationships" xmlns:v="urn:schemas-microsoft-com:vml" xmlns:w10="urn:schemas-microsoft-com:office:word" xmlns:w14="http://schemas.microsoft.com/office/word/2010/wordml" xmlns:w="http://schemas.openxmlformats.org/wordprocessingml/2006/main" xmlns:wne="http://schemas.microsoft.com/office/word/2006/wordml" xmlns:wp14="http://schemas.microsoft.com/office/word/2010/wordprocessingDrawing" xmlns:wp="http://schemas.openxmlformats.org/drawingml/2006/wordprocessingDrawing" xmlns:wpc="http://schemas.microsoft.com/office/word/2010/wordprocessingCanvas" xmlns:wpg="http://schemas.microsoft.com/office/word/2010/wordprocessingGroup" xmlns:wpi="http://schemas.microsoft.com/office/word/2010/wordprocessingInk" xmlns:wps="http://schemas.microsoft.com/office/word/2010/wordprocessingShape" mc:Ignorable="w14 wp14">
+  <w:p>
+    <w:pPr>
+      <w:pStyle w:val="Footer"/>
+    </w:pPr>
+  </w:p>
+  <w:tbl>
+    <w:tblPr>
+      <w:tblW w:type="auto" w:w="0"/>
+      <w:jc w:val="center"/>
+      <w:tblLayout w:type="fixed"/>
+      <w:tblLook w:firstColumn="1" w:firstRow="1" w:lastColumn="0" w:lastRow="0" w:noHBand="0" w:noVBand="1" w:val="04A0"/>
+    </w:tblPr>
+    <w:tblGrid>
+      <w:gridCol w:w="7257"/>
+      <w:gridCol w:w="2154"/>
+    </w:tblGrid>
+    <w:tr>
+      <w:tc>
+        <w:tcPr>
+          <w:tcW w:type="dxa" w:w="7257"/>
+        </w:tcPr>
+        <w:p>
+          <w:r>
+            <w:rPr>
+              <w:rFonts w:ascii="Arial" w:hAnsi="Arial" w:eastAsia="Arial"/>
+              <w:b w:val="0"/>
+              <w:color w:val="5C6569"/>
+              <w:sz w:val="14"/>
+            </w:rPr>
+            <w:t>Handakte 87/26 F · Dr. Neumann / Neumann</w:t>
+          </w:r>
+        </w:p>
+      </w:tc>
+      <w:tc>
+        <w:tcPr>
+          <w:tcW w:type="dxa" w:w="2154"/>
+        </w:tcPr>
+        <w:p>
+          <w:pPr>
+            <w:jc w:val="right"/>
+          </w:pPr>
+          <w:r>
+            <w:rPr>
+              <w:rFonts w:ascii="Arial" w:hAnsi="Arial" w:eastAsia="Arial"/>
+              <w:b w:val="0"/>
+              <w:color w:val="5C6569"/>
+              <w:sz w:val="14"/>
+            </w:rPr>
+            <w:t xml:space="preserve">Seite </w:t>
+          </w:r>
+          <w:r>
+            <w:rPr>
+              <w:rFonts w:ascii="Arial" w:hAnsi="Arial" w:eastAsia="Arial"/>
+              <w:b w:val="0"/>
+              <w:color w:val="5C6569"/>
+              <w:sz w:val="14"/>
+            </w:rPr>
+            <w:fldChar w:fldCharType="begin"/>
+            <w:instrText xml:space="preserve">PAGE</w:instrText>
+            <w:fldChar w:fldCharType="end"/>
+          </w:r>
+        </w:p>
+      </w:tc>
+    </w:tr>
+  </w:tbl>
+</w:ftr>
+</file>
+
+<file path=word/header1.xml><?xml version="1.0" encoding="utf-8"?>
+<w:hdr xmlns:m="http://schemas.openxmlformats.org/officeDocument/2006/math" xmlns:mc="http://schemas.openxmlformats.org/markup-compatibility/2006" xmlns:mo="http://schemas.microsoft.com/office/mac/office/2008/main" xmlns:mv="urn:schemas-microsoft-com:mac:vml" xmlns:o="urn:schemas-microsoft-com:office:office" xmlns:r="http://schemas.openxmlformats.org/officeDocument/2006/relationships" xmlns:v="urn:schemas-microsoft-com:vml" xmlns:w10="urn:schemas-microsoft-com:office:word" xmlns:w14="http://schemas.microsoft.com/office/word/2010/wordml" xmlns:w="http://schemas.openxmlformats.org/wordprocessingml/2006/main" xmlns:wne="http://schemas.microsoft.com/office/word/2006/wordml" xmlns:wp14="http://schemas.microsoft.com/office/word/2010/wordprocessingDrawing" xmlns:wp="http://schemas.openxmlformats.org/drawingml/2006/wordprocessingDrawing" xmlns:wpc="http://schemas.microsoft.com/office/word/2010/wordprocessingCanvas" xmlns:wpg="http://schemas.microsoft.com/office/word/2010/wordprocessingGroup" xmlns:wpi="http://schemas.microsoft.com/office/word/2010/wordprocessingInk" xmlns:wps="http://schemas.microsoft.com/office/word/2010/wordprocessingShape" mc:Ignorable="w14 wp14">
+  <w:p>
+    <w:pPr>
+      <w:pStyle w:val="Header"/>
+      <w:spacing w:after="20"/>
+    </w:pPr>
+    <w:r>
+      <w:rPr>
+        <w:rFonts w:ascii="Arial" w:hAnsi="Arial" w:eastAsia="Arial"/>
+        <w:b/>
+        <w:color w:val="173941"/>
+        <w:sz w:val="19"/>
+      </w:rPr>
+      <w:t>Rechtsanwältin Katharina Feldmann</w:t>
+    </w:r>
+  </w:p>
+  <w:p>
+    <w:pPr>
+      <w:spacing w:after="0"/>
+    </w:pPr>
+    <w:r>
+      <w:rPr>
+        <w:rFonts w:ascii="Arial" w:hAnsi="Arial" w:eastAsia="Arial"/>
+        <w:b w:val="0"/>
+        <w:color w:val="5C6569"/>
+        <w:sz w:val="14"/>
+      </w:rPr>
+      <w:t>Parkstraße 22 · 61231 Bad Nauheim</w:t>
+    </w:r>
+  </w:p>
+  <w:p>
+    <w:pPr>
+      <w:spacing w:after="0"/>
+    </w:pPr>
+    <w:r>
+      <w:rPr>
+        <w:rFonts w:ascii="Arial" w:hAnsi="Arial" w:eastAsia="Arial"/>
+        <w:b w:val="0"/>
+        <w:color w:val="5C6569"/>
+        <w:sz w:val="14"/>
+      </w:rPr>
+      <w:t>Telefon 06032 92440 · Telefax 06032 92441 · kanzlei@feldmann-familienrecht.example</w:t>
+    </w:r>
+  </w:p>
+  <w:p>
+    <w:pPr>
+      <w:spacing w:after="0"/>
+    </w:pPr>
+    <w:r>
+      <w:rPr>
+        <w:rFonts w:ascii="Arial" w:hAnsi="Arial" w:eastAsia="Arial"/>
+        <w:b w:val="0"/>
+        <w:color w:val="5C6569"/>
+        <w:sz w:val="14"/>
+      </w:rPr>
+      <w:t>Rechtsanwältin Katharina Feldmann · Fachanwältin für Familienrecht</w:t>
+    </w:r>
+  </w:p>
+</w:hdr>
 </file>
 
 <file path=word/numbering.xml><?xml version="1.0" encoding="utf-8"?>
@@ -409,9 +1146,13 @@
     <w:name w:val="Normal"/>
     <w:qFormat/>
     <w:rsid w:val="00FC693F"/>
+    <w:pPr>
+      <w:spacing w:after="120" w:line="259" w:lineRule="auto"/>
+      <w:widowControl/>
+    </w:pPr>
     <w:rPr>
-      <w:rFonts w:ascii="Times New Roman" w:hAnsi="Times New Roman"/>
-      <w:sz w:val="22"/>
+      <w:rFonts w:ascii="Arial" w:hAnsi="Arial"/>
+      <w:sz w:val="21"/>
     </w:rPr>
   </w:style>
   <w:style w:type="paragraph" w:styleId="Header">
@@ -469,14 +1210,14 @@
     <w:pPr>
       <w:keepNext/>
       <w:keepLines/>
-      <w:spacing w:before="480" w:after="0"/>
+      <w:spacing w:before="200" w:after="120"/>
       <w:outlineLvl w:val="0"/>
     </w:pPr>
     <w:rPr>
-      <w:rFonts w:asciiTheme="majorHAnsi" w:eastAsiaTheme="majorEastAsia" w:hAnsiTheme="majorHAnsi" w:cstheme="majorBidi" w:ascii="Times New Roman" w:hAnsi="Times New Roman"/>
+      <w:rFonts w:asciiTheme="majorHAnsi" w:eastAsiaTheme="majorEastAsia" w:hAnsiTheme="majorHAnsi" w:cstheme="majorBidi" w:ascii="Arial" w:hAnsi="Arial"/>
       <w:b/>
       <w:bCs/>
-      <w:color w:val="365F91" w:themeColor="accent1" w:themeShade="BF"/>
+      <w:color w:val="173941"/>
       <w:sz w:val="26"/>
       <w:szCs w:val="28"/>
     </w:rPr>
@@ -493,15 +1234,15 @@
     <w:pPr>
       <w:keepNext/>
       <w:keepLines/>
-      <w:spacing w:before="200" w:after="0"/>
+      <w:spacing w:before="200" w:after="120"/>
       <w:outlineLvl w:val="1"/>
     </w:pPr>
     <w:rPr>
-      <w:rFonts w:asciiTheme="majorHAnsi" w:eastAsiaTheme="majorEastAsia" w:hAnsiTheme="majorHAnsi" w:cstheme="majorBidi" w:ascii="Times New Roman" w:hAnsi="Times New Roman"/>
+      <w:rFonts w:asciiTheme="majorHAnsi" w:eastAsiaTheme="majorEastAsia" w:hAnsiTheme="majorHAnsi" w:cstheme="majorBidi" w:ascii="Arial" w:hAnsi="Arial"/>
       <w:b/>
       <w:bCs/>
-      <w:color w:val="4F81BD" w:themeColor="accent1"/>
-      <w:sz w:val="24"/>
+      <w:color w:val="173941"/>
+      <w:sz w:val="22"/>
       <w:szCs w:val="26"/>
     </w:rPr>
   </w:style>
@@ -521,11 +1262,10 @@
       <w:outlineLvl w:val="2"/>
     </w:pPr>
     <w:rPr>
-      <w:rFonts w:asciiTheme="majorHAnsi" w:eastAsiaTheme="majorEastAsia" w:hAnsiTheme="majorHAnsi" w:cstheme="majorBidi" w:ascii="Times New Roman" w:hAnsi="Times New Roman"/>
+      <w:rFonts w:asciiTheme="majorHAnsi" w:eastAsiaTheme="majorEastAsia" w:hAnsiTheme="majorHAnsi" w:cstheme="majorBidi"/>
       <w:b/>
       <w:bCs/>
       <w:color w:val="4F81BD" w:themeColor="accent1"/>
-      <w:sz w:val="24"/>
     </w:rPr>
   </w:style>
   <w:style w:type="paragraph" w:styleId="Heading4">
@@ -756,18 +1496,20 @@
     <w:qFormat/>
     <w:rsid w:val="00FC693F"/>
     <w:pPr>
+      <w:keepNext/>
       <w:pBdr>
         <w:bottom w:val="single" w:sz="8" w:space="4" w:color="4F81BD" w:themeColor="accent1"/>
       </w:pBdr>
-      <w:spacing w:after="300" w:line="240" w:lineRule="auto"/>
+      <w:spacing w:after="120" w:line="240" w:lineRule="auto" w:before="0"/>
       <w:contextualSpacing/>
     </w:pPr>
     <w:rPr>
-      <w:rFonts w:asciiTheme="majorHAnsi" w:eastAsiaTheme="majorEastAsia" w:hAnsiTheme="majorHAnsi" w:cstheme="majorBidi"/>
-      <w:color w:val="17365D" w:themeColor="text2" w:themeShade="BF"/>
+      <w:rFonts w:asciiTheme="majorHAnsi" w:eastAsiaTheme="majorEastAsia" w:hAnsiTheme="majorHAnsi" w:cstheme="majorBidi" w:ascii="Arial" w:hAnsi="Arial"/>
+      <w:b/>
+      <w:color w:val="173941"/>
       <w:spacing w:val="5"/>
       <w:kern w:val="28"/>
-      <w:sz w:val="52"/>
+      <w:sz w:val="36"/>
       <w:szCs w:val="52"/>
     </w:rPr>
   </w:style>
